--- a/docs/entrega/Entregable-7-Informe-final.docx
+++ b/docs/entrega/Entregable-7-Informe-final.docx
@@ -126,7 +126,7 @@
     <w:sdt>
       <w:sdtPr>
         <w:alias w:val="Índice"/>
-        <w:id w:val="158973979"/>
+        <w:id w:val="-366058928"/>
       </w:sdtPr>
       <w:sdtEndPr/>
       <w:sdtContent>
@@ -154,7 +154,7 @@
           <w:r>
             <w:fldChar w:fldCharType="separate"/>
           </w:r>
-          <w:hyperlink w:anchor="_Toc242024450" w:history="1">
+          <w:hyperlink w:anchor="_Toc243326575" w:history="1">
             <w:r>
               <w:rPr>
                 <w:rStyle w:val="Hipervnculo"/>
@@ -178,7 +178,7 @@
               <w:rPr>
                 <w:noProof/>
               </w:rPr>
-              <w:instrText xml:space="preserve"> PAGEREF _Toc242024450 \h </w:instrText>
+              <w:instrText xml:space="preserve"> PAGEREF _Toc243326575 \h </w:instrText>
             </w:r>
             <w:r>
               <w:rPr>
@@ -220,7 +220,7 @@
               <w14:ligatures w14:val="standardContextual"/>
             </w:rPr>
           </w:pPr>
-          <w:hyperlink w:anchor="_Toc242024451" w:history="1">
+          <w:hyperlink w:anchor="_Toc243326576" w:history="1">
             <w:r>
               <w:rPr>
                 <w:rStyle w:val="Hipervnculo"/>
@@ -244,7 +244,7 @@
               <w:rPr>
                 <w:noProof/>
               </w:rPr>
-              <w:instrText xml:space="preserve"> PAGEREF _Toc242024451 \h </w:instrText>
+              <w:instrText xml:space="preserve"> PAGEREF _Toc243326576 \h </w:instrText>
             </w:r>
             <w:r>
               <w:rPr>
@@ -286,7 +286,7 @@
               <w14:ligatures w14:val="standardContextual"/>
             </w:rPr>
           </w:pPr>
-          <w:hyperlink w:anchor="_Toc242024452" w:history="1">
+          <w:hyperlink w:anchor="_Toc243326577" w:history="1">
             <w:r>
               <w:rPr>
                 <w:rStyle w:val="Hipervnculo"/>
@@ -310,7 +310,7 @@
               <w:rPr>
                 <w:noProof/>
               </w:rPr>
-              <w:instrText xml:space="preserve"> PAGEREF _Toc242024452 \h </w:instrText>
+              <w:instrText xml:space="preserve"> PAGEREF _Toc243326577 \h </w:instrText>
             </w:r>
             <w:r>
               <w:rPr>
@@ -352,7 +352,7 @@
               <w14:ligatures w14:val="standardContextual"/>
             </w:rPr>
           </w:pPr>
-          <w:hyperlink w:anchor="_Toc242024453" w:history="1">
+          <w:hyperlink w:anchor="_Toc243326578" w:history="1">
             <w:r>
               <w:rPr>
                 <w:rStyle w:val="Hipervnculo"/>
@@ -376,7 +376,7 @@
               <w:rPr>
                 <w:noProof/>
               </w:rPr>
-              <w:instrText xml:space="preserve"> PAGEREF _Toc242024453 \h </w:instrText>
+              <w:instrText xml:space="preserve"> PAGEREF _Toc243326578 \h </w:instrText>
             </w:r>
             <w:r>
               <w:rPr>
@@ -418,7 +418,7 @@
               <w14:ligatures w14:val="standardContextual"/>
             </w:rPr>
           </w:pPr>
-          <w:hyperlink w:anchor="_Toc242024454" w:history="1">
+          <w:hyperlink w:anchor="_Toc243326579" w:history="1">
             <w:r>
               <w:rPr>
                 <w:rStyle w:val="Hipervnculo"/>
@@ -442,7 +442,7 @@
               <w:rPr>
                 <w:noProof/>
               </w:rPr>
-              <w:instrText xml:space="preserve"> PAGEREF _Toc242024454 \h </w:instrText>
+              <w:instrText xml:space="preserve"> PAGEREF _Toc243326579 \h </w:instrText>
             </w:r>
             <w:r>
               <w:rPr>
@@ -484,7 +484,7 @@
               <w14:ligatures w14:val="standardContextual"/>
             </w:rPr>
           </w:pPr>
-          <w:hyperlink w:anchor="_Toc242024455" w:history="1">
+          <w:hyperlink w:anchor="_Toc243326580" w:history="1">
             <w:r>
               <w:rPr>
                 <w:rStyle w:val="Hipervnculo"/>
@@ -508,7 +508,7 @@
               <w:rPr>
                 <w:noProof/>
               </w:rPr>
-              <w:instrText xml:space="preserve"> PAGEREF _Toc242024455 \h </w:instrText>
+              <w:instrText xml:space="preserve"> PAGEREF _Toc243326580 \h </w:instrText>
             </w:r>
             <w:r>
               <w:rPr>
@@ -550,7 +550,7 @@
               <w14:ligatures w14:val="standardContextual"/>
             </w:rPr>
           </w:pPr>
-          <w:hyperlink w:anchor="_Toc242024456" w:history="1">
+          <w:hyperlink w:anchor="_Toc243326581" w:history="1">
             <w:r>
               <w:rPr>
                 <w:rStyle w:val="Hipervnculo"/>
@@ -574,7 +574,7 @@
               <w:rPr>
                 <w:noProof/>
               </w:rPr>
-              <w:instrText xml:space="preserve"> PAGEREF _Toc242024456 \h </w:instrText>
+              <w:instrText xml:space="preserve"> PAGEREF _Toc243326581 \h </w:instrText>
             </w:r>
             <w:r>
               <w:rPr>
@@ -616,7 +616,7 @@
               <w14:ligatures w14:val="standardContextual"/>
             </w:rPr>
           </w:pPr>
-          <w:hyperlink w:anchor="_Toc242024457" w:history="1">
+          <w:hyperlink w:anchor="_Toc243326582" w:history="1">
             <w:r>
               <w:rPr>
                 <w:rStyle w:val="Hipervnculo"/>
@@ -640,7 +640,7 @@
               <w:rPr>
                 <w:noProof/>
               </w:rPr>
-              <w:instrText xml:space="preserve"> PAGEREF _Toc242024457 \h </w:instrText>
+              <w:instrText xml:space="preserve"> PAGEREF _Toc243326582 \h </w:instrText>
             </w:r>
             <w:r>
               <w:rPr>
@@ -682,7 +682,7 @@
               <w14:ligatures w14:val="standardContextual"/>
             </w:rPr>
           </w:pPr>
-          <w:hyperlink w:anchor="_Toc242024458" w:history="1">
+          <w:hyperlink w:anchor="_Toc243326583" w:history="1">
             <w:r>
               <w:rPr>
                 <w:rStyle w:val="Hipervnculo"/>
@@ -706,7 +706,7 @@
               <w:rPr>
                 <w:noProof/>
               </w:rPr>
-              <w:instrText xml:space="preserve"> PAGEREF _Toc242024458 \h </w:instrText>
+              <w:instrText xml:space="preserve"> PAGEREF _Toc243326583 \h </w:instrText>
             </w:r>
             <w:r>
               <w:rPr>
@@ -748,7 +748,7 @@
               <w14:ligatures w14:val="standardContextual"/>
             </w:rPr>
           </w:pPr>
-          <w:hyperlink w:anchor="_Toc242024459" w:history="1">
+          <w:hyperlink w:anchor="_Toc243326584" w:history="1">
             <w:r>
               <w:rPr>
                 <w:rStyle w:val="Hipervnculo"/>
@@ -772,7 +772,7 @@
               <w:rPr>
                 <w:noProof/>
               </w:rPr>
-              <w:instrText xml:space="preserve"> PAGEREF _Toc242024459 \h </w:instrText>
+              <w:instrText xml:space="preserve"> PAGEREF _Toc243326584 \h </w:instrText>
             </w:r>
             <w:r>
               <w:rPr>
@@ -814,7 +814,7 @@
               <w14:ligatures w14:val="standardContextual"/>
             </w:rPr>
           </w:pPr>
-          <w:hyperlink w:anchor="_Toc242024460" w:history="1">
+          <w:hyperlink w:anchor="_Toc243326585" w:history="1">
             <w:r>
               <w:rPr>
                 <w:rStyle w:val="Hipervnculo"/>
@@ -838,7 +838,7 @@
               <w:rPr>
                 <w:noProof/>
               </w:rPr>
-              <w:instrText xml:space="preserve"> PAGEREF _Toc242024460 \h </w:instrText>
+              <w:instrText xml:space="preserve"> PAGEREF _Toc243326585 \h </w:instrText>
             </w:r>
             <w:r>
               <w:rPr>
@@ -880,7 +880,7 @@
               <w14:ligatures w14:val="standardContextual"/>
             </w:rPr>
           </w:pPr>
-          <w:hyperlink w:anchor="_Toc242024461" w:history="1">
+          <w:hyperlink w:anchor="_Toc243326586" w:history="1">
             <w:r>
               <w:rPr>
                 <w:rStyle w:val="Hipervnculo"/>
@@ -904,7 +904,7 @@
               <w:rPr>
                 <w:noProof/>
               </w:rPr>
-              <w:instrText xml:space="preserve"> PAGEREF _Toc242024461 \h </w:instrText>
+              <w:instrText xml:space="preserve"> PAGEREF _Toc243326586 \h </w:instrText>
             </w:r>
             <w:r>
               <w:rPr>
@@ -946,7 +946,7 @@
               <w14:ligatures w14:val="standardContextual"/>
             </w:rPr>
           </w:pPr>
-          <w:hyperlink w:anchor="_Toc242024462" w:history="1">
+          <w:hyperlink w:anchor="_Toc243326587" w:history="1">
             <w:r>
               <w:rPr>
                 <w:rStyle w:val="Hipervnculo"/>
@@ -970,7 +970,7 @@
               <w:rPr>
                 <w:noProof/>
               </w:rPr>
-              <w:instrText xml:space="preserve"> PAGEREF _Toc242024462 \h </w:instrText>
+              <w:instrText xml:space="preserve"> PAGEREF _Toc243326587 \h </w:instrText>
             </w:r>
             <w:r>
               <w:rPr>
@@ -1012,7 +1012,7 @@
               <w14:ligatures w14:val="standardContextual"/>
             </w:rPr>
           </w:pPr>
-          <w:hyperlink w:anchor="_Toc242024463" w:history="1">
+          <w:hyperlink w:anchor="_Toc243326588" w:history="1">
             <w:r>
               <w:rPr>
                 <w:rStyle w:val="Hipervnculo"/>
@@ -1036,7 +1036,7 @@
               <w:rPr>
                 <w:noProof/>
               </w:rPr>
-              <w:instrText xml:space="preserve"> PAGEREF _Toc242024463 \h </w:instrText>
+              <w:instrText xml:space="preserve"> PAGEREF _Toc243326588 \h </w:instrText>
             </w:r>
             <w:r>
               <w:rPr>
@@ -1078,7 +1078,7 @@
               <w14:ligatures w14:val="standardContextual"/>
             </w:rPr>
           </w:pPr>
-          <w:hyperlink w:anchor="_Toc242024464" w:history="1">
+          <w:hyperlink w:anchor="_Toc243326589" w:history="1">
             <w:r>
               <w:rPr>
                 <w:rStyle w:val="Hipervnculo"/>
@@ -1102,7 +1102,7 @@
               <w:rPr>
                 <w:noProof/>
               </w:rPr>
-              <w:instrText xml:space="preserve"> PAGEREF _Toc242024464 \h </w:instrText>
+              <w:instrText xml:space="preserve"> PAGEREF _Toc243326589 \h </w:instrText>
             </w:r>
             <w:r>
               <w:rPr>
@@ -1144,7 +1144,7 @@
               <w14:ligatures w14:val="standardContextual"/>
             </w:rPr>
           </w:pPr>
-          <w:hyperlink w:anchor="_Toc242024465" w:history="1">
+          <w:hyperlink w:anchor="_Toc243326590" w:history="1">
             <w:r>
               <w:rPr>
                 <w:rStyle w:val="Hipervnculo"/>
@@ -1168,7 +1168,7 @@
               <w:rPr>
                 <w:noProof/>
               </w:rPr>
-              <w:instrText xml:space="preserve"> PAGEREF _Toc242024465 \h </w:instrText>
+              <w:instrText xml:space="preserve"> PAGEREF _Toc243326590 \h </w:instrText>
             </w:r>
             <w:r>
               <w:rPr>
@@ -1210,7 +1210,7 @@
               <w14:ligatures w14:val="standardContextual"/>
             </w:rPr>
           </w:pPr>
-          <w:hyperlink w:anchor="_Toc242024466" w:history="1">
+          <w:hyperlink w:anchor="_Toc243326591" w:history="1">
             <w:r>
               <w:rPr>
                 <w:rStyle w:val="Hipervnculo"/>
@@ -1234,7 +1234,7 @@
               <w:rPr>
                 <w:noProof/>
               </w:rPr>
-              <w:instrText xml:space="preserve"> PAGEREF _Toc242024466 \h </w:instrText>
+              <w:instrText xml:space="preserve"> PAGEREF _Toc243326591 \h </w:instrText>
             </w:r>
             <w:r>
               <w:rPr>
@@ -1276,7 +1276,7 @@
               <w14:ligatures w14:val="standardContextual"/>
             </w:rPr>
           </w:pPr>
-          <w:hyperlink w:anchor="_Toc242024467" w:history="1">
+          <w:hyperlink w:anchor="_Toc243326592" w:history="1">
             <w:r>
               <w:rPr>
                 <w:rStyle w:val="Hipervnculo"/>
@@ -1300,7 +1300,7 @@
               <w:rPr>
                 <w:noProof/>
               </w:rPr>
-              <w:instrText xml:space="preserve"> PAGEREF _Toc242024467 \h </w:instrText>
+              <w:instrText xml:space="preserve"> PAGEREF _Toc243326592 \h </w:instrText>
             </w:r>
             <w:r>
               <w:rPr>
@@ -1342,7 +1342,7 @@
               <w14:ligatures w14:val="standardContextual"/>
             </w:rPr>
           </w:pPr>
-          <w:hyperlink w:anchor="_Toc242024468" w:history="1">
+          <w:hyperlink w:anchor="_Toc243326593" w:history="1">
             <w:r>
               <w:rPr>
                 <w:rStyle w:val="Hipervnculo"/>
@@ -1366,7 +1366,7 @@
               <w:rPr>
                 <w:noProof/>
               </w:rPr>
-              <w:instrText xml:space="preserve"> PAGEREF _Toc242024468 \h </w:instrText>
+              <w:instrText xml:space="preserve"> PAGEREF _Toc243326593 \h </w:instrText>
             </w:r>
             <w:r>
               <w:rPr>
@@ -1408,7 +1408,7 @@
               <w14:ligatures w14:val="standardContextual"/>
             </w:rPr>
           </w:pPr>
-          <w:hyperlink w:anchor="_Toc242024469" w:history="1">
+          <w:hyperlink w:anchor="_Toc243326594" w:history="1">
             <w:r>
               <w:rPr>
                 <w:rStyle w:val="Hipervnculo"/>
@@ -1432,7 +1432,7 @@
               <w:rPr>
                 <w:noProof/>
               </w:rPr>
-              <w:instrText xml:space="preserve"> PAGEREF _Toc242024469 \h </w:instrText>
+              <w:instrText xml:space="preserve"> PAGEREF _Toc243326594 \h </w:instrText>
             </w:r>
             <w:r>
               <w:rPr>
@@ -1474,7 +1474,7 @@
               <w14:ligatures w14:val="standardContextual"/>
             </w:rPr>
           </w:pPr>
-          <w:hyperlink w:anchor="_Toc242024470" w:history="1">
+          <w:hyperlink w:anchor="_Toc243326595" w:history="1">
             <w:r>
               <w:rPr>
                 <w:rStyle w:val="Hipervnculo"/>
@@ -1498,7 +1498,7 @@
               <w:rPr>
                 <w:noProof/>
               </w:rPr>
-              <w:instrText xml:space="preserve"> PAGEREF _Toc242024470 \h </w:instrText>
+              <w:instrText xml:space="preserve"> PAGEREF _Toc243326595 \h </w:instrText>
             </w:r>
             <w:r>
               <w:rPr>
@@ -1515,7 +1515,7 @@
               <w:rPr>
                 <w:noProof/>
               </w:rPr>
-              <w:t>14</w:t>
+              <w:t>15</w:t>
             </w:r>
             <w:r>
               <w:rPr>
@@ -1540,7 +1540,7 @@
               <w14:ligatures w14:val="standardContextual"/>
             </w:rPr>
           </w:pPr>
-          <w:hyperlink w:anchor="_Toc242024471" w:history="1">
+          <w:hyperlink w:anchor="_Toc243326596" w:history="1">
             <w:r>
               <w:rPr>
                 <w:rStyle w:val="Hipervnculo"/>
@@ -1564,7 +1564,7 @@
               <w:rPr>
                 <w:noProof/>
               </w:rPr>
-              <w:instrText xml:space="preserve"> PAGEREF _Toc242024471 \h </w:instrText>
+              <w:instrText xml:space="preserve"> PAGEREF _Toc243326596 \h </w:instrText>
             </w:r>
             <w:r>
               <w:rPr>
@@ -1581,7 +1581,7 @@
               <w:rPr>
                 <w:noProof/>
               </w:rPr>
-              <w:t>14</w:t>
+              <w:t>16</w:t>
             </w:r>
             <w:r>
               <w:rPr>
@@ -1606,7 +1606,7 @@
               <w14:ligatures w14:val="standardContextual"/>
             </w:rPr>
           </w:pPr>
-          <w:hyperlink w:anchor="_Toc242024472" w:history="1">
+          <w:hyperlink w:anchor="_Toc243326597" w:history="1">
             <w:r>
               <w:rPr>
                 <w:rStyle w:val="Hipervnculo"/>
@@ -1630,7 +1630,7 @@
               <w:rPr>
                 <w:noProof/>
               </w:rPr>
-              <w:instrText xml:space="preserve"> PAGEREF _Toc242024472 \h </w:instrText>
+              <w:instrText xml:space="preserve"> PAGEREF _Toc243326597 \h </w:instrText>
             </w:r>
             <w:r>
               <w:rPr>
@@ -1647,7 +1647,7 @@
               <w:rPr>
                 <w:noProof/>
               </w:rPr>
-              <w:t>15</w:t>
+              <w:t>16</w:t>
             </w:r>
             <w:r>
               <w:rPr>
@@ -1672,7 +1672,7 @@
               <w14:ligatures w14:val="standardContextual"/>
             </w:rPr>
           </w:pPr>
-          <w:hyperlink w:anchor="_Toc242024473" w:history="1">
+          <w:hyperlink w:anchor="_Toc243326598" w:history="1">
             <w:r>
               <w:rPr>
                 <w:rStyle w:val="Hipervnculo"/>
@@ -1696,7 +1696,7 @@
               <w:rPr>
                 <w:noProof/>
               </w:rPr>
-              <w:instrText xml:space="preserve"> PAGEREF _Toc242024473 \h </w:instrText>
+              <w:instrText xml:space="preserve"> PAGEREF _Toc243326598 \h </w:instrText>
             </w:r>
             <w:r>
               <w:rPr>
@@ -1713,7 +1713,7 @@
               <w:rPr>
                 <w:noProof/>
               </w:rPr>
-              <w:t>16</w:t>
+              <w:t>17</w:t>
             </w:r>
             <w:r>
               <w:rPr>
@@ -1738,7 +1738,7 @@
               <w14:ligatures w14:val="standardContextual"/>
             </w:rPr>
           </w:pPr>
-          <w:hyperlink w:anchor="_Toc242024474" w:history="1">
+          <w:hyperlink w:anchor="_Toc243326599" w:history="1">
             <w:r>
               <w:rPr>
                 <w:rStyle w:val="Hipervnculo"/>
@@ -1762,7 +1762,7 @@
               <w:rPr>
                 <w:noProof/>
               </w:rPr>
-              <w:instrText xml:space="preserve"> PAGEREF _Toc242024474 \h </w:instrText>
+              <w:instrText xml:space="preserve"> PAGEREF _Toc243326599 \h </w:instrText>
             </w:r>
             <w:r>
               <w:rPr>
@@ -1779,7 +1779,7 @@
               <w:rPr>
                 <w:noProof/>
               </w:rPr>
-              <w:t>16</w:t>
+              <w:t>17</w:t>
             </w:r>
             <w:r>
               <w:rPr>
@@ -1804,7 +1804,7 @@
               <w14:ligatures w14:val="standardContextual"/>
             </w:rPr>
           </w:pPr>
-          <w:hyperlink w:anchor="_Toc242024475" w:history="1">
+          <w:hyperlink w:anchor="_Toc243326600" w:history="1">
             <w:r>
               <w:rPr>
                 <w:rStyle w:val="Hipervnculo"/>
@@ -1828,7 +1828,7 @@
               <w:rPr>
                 <w:noProof/>
               </w:rPr>
-              <w:instrText xml:space="preserve"> PAGEREF _Toc242024475 \h </w:instrText>
+              <w:instrText xml:space="preserve"> PAGEREF _Toc243326600 \h </w:instrText>
             </w:r>
             <w:r>
               <w:rPr>
@@ -1845,7 +1845,7 @@
               <w:rPr>
                 <w:noProof/>
               </w:rPr>
-              <w:t>16</w:t>
+              <w:t>18</w:t>
             </w:r>
             <w:r>
               <w:rPr>
@@ -1870,7 +1870,7 @@
               <w14:ligatures w14:val="standardContextual"/>
             </w:rPr>
           </w:pPr>
-          <w:hyperlink w:anchor="_Toc242024476" w:history="1">
+          <w:hyperlink w:anchor="_Toc243326601" w:history="1">
             <w:r>
               <w:rPr>
                 <w:rStyle w:val="Hipervnculo"/>
@@ -1894,7 +1894,7 @@
               <w:rPr>
                 <w:noProof/>
               </w:rPr>
-              <w:instrText xml:space="preserve"> PAGEREF _Toc242024476 \h </w:instrText>
+              <w:instrText xml:space="preserve"> PAGEREF _Toc243326601 \h </w:instrText>
             </w:r>
             <w:r>
               <w:rPr>
@@ -1911,7 +1911,7 @@
               <w:rPr>
                 <w:noProof/>
               </w:rPr>
-              <w:t>16</w:t>
+              <w:t>18</w:t>
             </w:r>
             <w:r>
               <w:rPr>
@@ -1936,7 +1936,7 @@
               <w14:ligatures w14:val="standardContextual"/>
             </w:rPr>
           </w:pPr>
-          <w:hyperlink w:anchor="_Toc242024477" w:history="1">
+          <w:hyperlink w:anchor="_Toc243326602" w:history="1">
             <w:r>
               <w:rPr>
                 <w:rStyle w:val="Hipervnculo"/>
@@ -1960,7 +1960,7 @@
               <w:rPr>
                 <w:noProof/>
               </w:rPr>
-              <w:instrText xml:space="preserve"> PAGEREF _Toc242024477 \h </w:instrText>
+              <w:instrText xml:space="preserve"> PAGEREF _Toc243326602 \h </w:instrText>
             </w:r>
             <w:r>
               <w:rPr>
@@ -1977,7 +1977,7 @@
               <w:rPr>
                 <w:noProof/>
               </w:rPr>
-              <w:t>17</w:t>
+              <w:t>18</w:t>
             </w:r>
             <w:r>
               <w:rPr>
@@ -2002,7 +2002,7 @@
               <w14:ligatures w14:val="standardContextual"/>
             </w:rPr>
           </w:pPr>
-          <w:hyperlink w:anchor="_Toc242024478" w:history="1">
+          <w:hyperlink w:anchor="_Toc243326603" w:history="1">
             <w:r>
               <w:rPr>
                 <w:rStyle w:val="Hipervnculo"/>
@@ -2026,7 +2026,7 @@
               <w:rPr>
                 <w:noProof/>
               </w:rPr>
-              <w:instrText xml:space="preserve"> PAGEREF _Toc242024478 \h </w:instrText>
+              <w:instrText xml:space="preserve"> PAGEREF _Toc243326603 \h </w:instrText>
             </w:r>
             <w:r>
               <w:rPr>
@@ -2043,7 +2043,7 @@
               <w:rPr>
                 <w:noProof/>
               </w:rPr>
-              <w:t>17</w:t>
+              <w:t>18</w:t>
             </w:r>
             <w:r>
               <w:rPr>
@@ -2068,7 +2068,7 @@
               <w14:ligatures w14:val="standardContextual"/>
             </w:rPr>
           </w:pPr>
-          <w:hyperlink w:anchor="_Toc242024479" w:history="1">
+          <w:hyperlink w:anchor="_Toc243326604" w:history="1">
             <w:r>
               <w:rPr>
                 <w:rStyle w:val="Hipervnculo"/>
@@ -2092,7 +2092,7 @@
               <w:rPr>
                 <w:noProof/>
               </w:rPr>
-              <w:instrText xml:space="preserve"> PAGEREF _Toc242024479 \h </w:instrText>
+              <w:instrText xml:space="preserve"> PAGEREF _Toc243326604 \h </w:instrText>
             </w:r>
             <w:r>
               <w:rPr>
@@ -2109,7 +2109,7 @@
               <w:rPr>
                 <w:noProof/>
               </w:rPr>
-              <w:t>18</w:t>
+              <w:t>19</w:t>
             </w:r>
             <w:r>
               <w:rPr>
@@ -2134,7 +2134,7 @@
               <w14:ligatures w14:val="standardContextual"/>
             </w:rPr>
           </w:pPr>
-          <w:hyperlink w:anchor="_Toc242024480" w:history="1">
+          <w:hyperlink w:anchor="_Toc243326605" w:history="1">
             <w:r>
               <w:rPr>
                 <w:rStyle w:val="Hipervnculo"/>
@@ -2158,7 +2158,7 @@
               <w:rPr>
                 <w:noProof/>
               </w:rPr>
-              <w:instrText xml:space="preserve"> PAGEREF _Toc242024480 \h </w:instrText>
+              <w:instrText xml:space="preserve"> PAGEREF _Toc243326605 \h </w:instrText>
             </w:r>
             <w:r>
               <w:rPr>
@@ -2175,7 +2175,7 @@
               <w:rPr>
                 <w:noProof/>
               </w:rPr>
-              <w:t>18</w:t>
+              <w:t>19</w:t>
             </w:r>
             <w:r>
               <w:rPr>
@@ -2200,7 +2200,7 @@
               <w14:ligatures w14:val="standardContextual"/>
             </w:rPr>
           </w:pPr>
-          <w:hyperlink w:anchor="_Toc242024481" w:history="1">
+          <w:hyperlink w:anchor="_Toc243326606" w:history="1">
             <w:r>
               <w:rPr>
                 <w:rStyle w:val="Hipervnculo"/>
@@ -2224,7 +2224,7 @@
               <w:rPr>
                 <w:noProof/>
               </w:rPr>
-              <w:instrText xml:space="preserve"> PAGEREF _Toc242024481 \h </w:instrText>
+              <w:instrText xml:space="preserve"> PAGEREF _Toc243326606 \h </w:instrText>
             </w:r>
             <w:r>
               <w:rPr>
@@ -2241,7 +2241,7 @@
               <w:rPr>
                 <w:noProof/>
               </w:rPr>
-              <w:t>19</w:t>
+              <w:t>20</w:t>
             </w:r>
             <w:r>
               <w:rPr>
@@ -2266,7 +2266,7 @@
               <w14:ligatures w14:val="standardContextual"/>
             </w:rPr>
           </w:pPr>
-          <w:hyperlink w:anchor="_Toc242024482" w:history="1">
+          <w:hyperlink w:anchor="_Toc243326607" w:history="1">
             <w:r>
               <w:rPr>
                 <w:rStyle w:val="Hipervnculo"/>
@@ -2290,7 +2290,7 @@
               <w:rPr>
                 <w:noProof/>
               </w:rPr>
-              <w:instrText xml:space="preserve"> PAGEREF _Toc242024482 \h </w:instrText>
+              <w:instrText xml:space="preserve"> PAGEREF _Toc243326607 \h </w:instrText>
             </w:r>
             <w:r>
               <w:rPr>
@@ -2307,7 +2307,7 @@
               <w:rPr>
                 <w:noProof/>
               </w:rPr>
-              <w:t>20</w:t>
+              <w:t>21</w:t>
             </w:r>
             <w:r>
               <w:rPr>
@@ -2340,7 +2340,7 @@
         <w:keepNext/>
         <w:keepLines/>
       </w:pPr>
-      <w:bookmarkStart w:id="0" w:name="_Toc242024450"/>
+      <w:bookmarkStart w:id="0" w:name="_Toc243326575"/>
       <w:r>
         <w:lastRenderedPageBreak/>
         <w:t>Resumen</w:t>
@@ -2381,7 +2381,7 @@
         <w:keepNext/>
         <w:keepLines/>
       </w:pPr>
-      <w:bookmarkStart w:id="1" w:name="_Toc242024451"/>
+      <w:bookmarkStart w:id="1" w:name="_Toc243326576"/>
       <w:r>
         <w:lastRenderedPageBreak/>
         <w:t>Sistema de monitoreo perimetral urbano para San Juan Sacatepéquez</w:t>
@@ -2405,7 +2405,7 @@
         <w:keepNext/>
         <w:keepLines/>
       </w:pPr>
-      <w:bookmarkStart w:id="2" w:name="_Toc242024452"/>
+      <w:bookmarkStart w:id="2" w:name="_Toc243326577"/>
       <w:r>
         <w:t>Objetivo general</w:t>
       </w:r>
@@ -2425,7 +2425,7 @@
         <w:keepNext/>
         <w:keepLines/>
       </w:pPr>
-      <w:bookmarkStart w:id="3" w:name="_Toc242024453"/>
+      <w:bookmarkStart w:id="3" w:name="_Toc243326578"/>
       <w:r>
         <w:t>Objetivos específicos</w:t>
       </w:r>
@@ -2497,7 +2497,7 @@
         <w:keepNext/>
         <w:keepLines/>
       </w:pPr>
-      <w:bookmarkStart w:id="4" w:name="_Toc242024454"/>
+      <w:bookmarkStart w:id="4" w:name="_Toc243326579"/>
       <w:r>
         <w:t>Cliente hipotético y alcance</w:t>
       </w:r>
@@ -2521,7 +2521,7 @@
         <w:keepNext/>
         <w:keepLines/>
       </w:pPr>
-      <w:bookmarkStart w:id="5" w:name="_Toc242024455"/>
+      <w:bookmarkStart w:id="5" w:name="_Toc243326580"/>
       <w:r>
         <w:t>Marco teórico</w:t>
       </w:r>
@@ -2533,7 +2533,7 @@
         <w:keepNext/>
         <w:keepLines/>
       </w:pPr>
-      <w:bookmarkStart w:id="6" w:name="_Toc242024456"/>
+      <w:bookmarkStart w:id="6" w:name="_Toc243326581"/>
       <w:r>
         <w:t>Arquitectura orientada a eventos</w:t>
       </w:r>
@@ -2556,7 +2556,7 @@
         <w:keepNext/>
         <w:keepLines/>
       </w:pPr>
-      <w:bookmarkStart w:id="7" w:name="_Toc242024457"/>
+      <w:bookmarkStart w:id="7" w:name="_Toc243326582"/>
       <w:r>
         <w:t>Correlación y procesamiento de eventos complejos</w:t>
       </w:r>
@@ -2576,7 +2576,7 @@
         <w:keepNext/>
         <w:keepLines/>
       </w:pPr>
-      <w:bookmarkStart w:id="8" w:name="_Toc242024458"/>
+      <w:bookmarkStart w:id="8" w:name="_Toc243326583"/>
       <w:r>
         <w:t>Objetivos de nivel de servicio</w:t>
       </w:r>
@@ -2596,7 +2596,7 @@
         <w:keepNext/>
         <w:keepLines/>
       </w:pPr>
-      <w:bookmarkStart w:id="9" w:name="_Toc242024459"/>
+      <w:bookmarkStart w:id="9" w:name="_Toc243326584"/>
       <w:r>
         <w:lastRenderedPageBreak/>
         <w:t>Privacidad de datos en ciudades inteligentes</w:t>
@@ -2620,7 +2620,7 @@
         <w:keepNext/>
         <w:keepLines/>
       </w:pPr>
-      <w:bookmarkStart w:id="10" w:name="_Toc242024460"/>
+      <w:bookmarkStart w:id="10" w:name="_Toc243326585"/>
       <w:r>
         <w:t>Registros de decisiones de arquitectura</w:t>
       </w:r>
@@ -2640,7 +2640,7 @@
         <w:keepNext/>
         <w:keepLines/>
       </w:pPr>
-      <w:bookmarkStart w:id="11" w:name="_Toc242024461"/>
+      <w:bookmarkStart w:id="11" w:name="_Toc243326586"/>
       <w:r>
         <w:t>Arquitectura propuesta</w:t>
       </w:r>
@@ -2652,7 +2652,7 @@
         <w:keepNext/>
         <w:keepLines/>
       </w:pPr>
-      <w:bookmarkStart w:id="12" w:name="_Toc242024462"/>
+      <w:bookmarkStart w:id="12" w:name="_Toc243326587"/>
       <w:r>
         <w:t>Vista general</w:t>
       </w:r>
@@ -2718,7 +2718,7 @@
           <w:noProof/>
         </w:rPr>
         <w:drawing>
-          <wp:inline distT="0" distB="0" distL="0" distR="0" wp14:anchorId="1B86C20B" wp14:editId="1BCEE24F">
+          <wp:inline distT="0" distB="0" distL="0" distR="0" wp14:anchorId="6F543187" wp14:editId="0BFCFDD5">
             <wp:extent cx="7219950" cy="4229100"/>
             <wp:effectExtent l="0" t="0" r="0" b="0"/>
             <wp:docPr id="1" name="figura-1" descr="Infraestructura del sistema: nodos, servicios y red" title="Infraestructura del sistema: nodos, servicios y red"/>
@@ -2795,7 +2795,7 @@
         <w:keepNext/>
         <w:keepLines/>
       </w:pPr>
-      <w:bookmarkStart w:id="13" w:name="_Toc242024463"/>
+      <w:bookmarkStart w:id="13" w:name="_Toc243326588"/>
       <w:r>
         <w:lastRenderedPageBreak/>
         <w:t>Componentes</w:t>
@@ -4448,7 +4448,7 @@
                 <w:sz w:val="20"/>
                 <w:szCs w:val="20"/>
               </w:rPr>
-              <w:t>Cuatro dashboards: operador, SLOs, histórico e instituciones</w:t>
+              <w:t>Cinco dashboards: operador, SLOs, histórico, instituciones y falsos positivos</w:t>
             </w:r>
           </w:p>
         </w:tc>
@@ -4627,7 +4627,7 @@
         <w:keepNext/>
         <w:keepLines/>
       </w:pPr>
-      <w:bookmarkStart w:id="14" w:name="_Toc242024464"/>
+      <w:bookmarkStart w:id="14" w:name="_Toc243326589"/>
       <w:r>
         <w:t>Distribución por nodos y red</w:t>
       </w:r>
@@ -4654,7 +4654,7 @@
         <w:keepNext/>
         <w:keepLines/>
       </w:pPr>
-      <w:bookmarkStart w:id="15" w:name="_Toc242024465"/>
+      <w:bookmarkStart w:id="15" w:name="_Toc243326590"/>
       <w:r>
         <w:t>Contrato de eventos y topics</w:t>
       </w:r>
@@ -5686,7 +5686,7 @@
         <w:keepNext/>
         <w:keepLines/>
       </w:pPr>
-      <w:bookmarkStart w:id="16" w:name="_Toc242024466"/>
+      <w:bookmarkStart w:id="16" w:name="_Toc243326591"/>
       <w:r>
         <w:t>Justificación técnica</w:t>
       </w:r>
@@ -7131,7 +7131,7 @@
         <w:keepNext/>
         <w:keepLines/>
       </w:pPr>
-      <w:bookmarkStart w:id="17" w:name="_Toc242024467"/>
+      <w:bookmarkStart w:id="17" w:name="_Toc243326592"/>
       <w:r>
         <w:lastRenderedPageBreak/>
         <w:t>Simulación de sensores urbanos</w:t>
@@ -8037,7 +8037,7 @@
         <w:keepNext/>
         <w:keepLines/>
       </w:pPr>
-      <w:bookmarkStart w:id="18" w:name="_Toc242024468"/>
+      <w:bookmarkStart w:id="18" w:name="_Toc243326593"/>
       <w:r>
         <w:t>Modelo de correlación e inferencia</w:t>
       </w:r>
@@ -9348,7 +9348,7 @@
         <w:keepNext/>
         <w:keepLines/>
       </w:pPr>
-      <w:bookmarkStart w:id="19" w:name="_Toc242024469"/>
+      <w:bookmarkStart w:id="19" w:name="_Toc243326594"/>
       <w:r>
         <w:t>Visualización en tiempo real</w:t>
       </w:r>
@@ -9359,11 +9359,11 @@
         <w:ind w:firstLine="720"/>
       </w:pPr>
       <w:r>
-        <w:t xml:space="preserve">Grafana se configura automáticamente desde archivos versionados, con un usuario de base de datos de solo lectura, refresco cada 5 segundos y hora de Guatemala. Se construyeron cuatro dashboards: el centro de monitoreo para el operador (Figura 2), operación y SLOs para el técnico (Figura 3), el histórico con </w:t>
+        <w:t xml:space="preserve">Grafana se configura automáticamente desde archivos versionados, con un usuario de base de datos de solo lectura, refresco cada 5 segundos y hora de Guatemala. Se construyeron cinco dashboards: el centro de monitoreo para el operador (Figura 2), operación y SLOs para el técnico (Figura 3), el histórico con búsqueda en Elasticsearch y las estadísticas de Airflow (Figura 4), la bandeja de instituciones, que </w:t>
       </w:r>
       <w:r>
         <w:lastRenderedPageBreak/>
-        <w:t>búsqueda en Elasticsearch y las estadísticas de Airflow (Figura 4), y la bandeja de instituciones, que muestra lo que recibió cada entidad externa (Figura 5).</w:t>
+        <w:t>muestra lo que recibió cada entidad externa (Figura 5), y el de despacho y falsos positivos, que muestra a quién se envía cada tipo de alerta y cómo un pánico pasa de posible falso positivo a alerta real (Figura 6).</w:t>
       </w:r>
     </w:p>
     <w:p>
@@ -9402,7 +9402,7 @@
           <w:noProof/>
         </w:rPr>
         <w:drawing>
-          <wp:inline distT="0" distB="0" distL="0" distR="0" wp14:anchorId="6ACCC105" wp14:editId="4C15D23B">
+          <wp:inline distT="0" distB="0" distL="0" distR="0" wp14:anchorId="03A29C8A" wp14:editId="105C0A8A">
             <wp:extent cx="5943600" cy="4829175"/>
             <wp:effectExtent l="0" t="0" r="0" b="0"/>
             <wp:docPr id="2" name="figura-2" descr="Dashboard 1: Centro de Monitoreo San Juan Sacatepéquez" title="Dashboard 1: Centro de Monitoreo San Juan Sacatepéquez"/>
@@ -9499,7 +9499,7 @@
           <w:noProof/>
         </w:rPr>
         <w:drawing>
-          <wp:inline distT="0" distB="0" distL="0" distR="0" wp14:anchorId="7C2EED2F" wp14:editId="2F4E166B">
+          <wp:inline distT="0" distB="0" distL="0" distR="0" wp14:anchorId="360D10A6" wp14:editId="2E4472D8">
             <wp:extent cx="4752975" cy="5943600"/>
             <wp:effectExtent l="0" t="0" r="0" b="0"/>
             <wp:docPr id="3" name="figura-3" descr="Dashboard 2: Operación y SLOs" title="Dashboard 2: Operación y SLOs"/>
@@ -9596,7 +9596,7 @@
           <w:noProof/>
         </w:rPr>
         <w:drawing>
-          <wp:inline distT="0" distB="0" distL="0" distR="0" wp14:anchorId="61BEC18A" wp14:editId="6E13AD96">
+          <wp:inline distT="0" distB="0" distL="0" distR="0" wp14:anchorId="12F68756" wp14:editId="16B2B0EE">
             <wp:extent cx="5943600" cy="4457700"/>
             <wp:effectExtent l="0" t="0" r="0" b="0"/>
             <wp:docPr id="4" name="figura-4" descr="Dashboard 3: Histórico" title="Dashboard 3: Histórico"/>
@@ -9693,7 +9693,7 @@
           <w:noProof/>
         </w:rPr>
         <w:drawing>
-          <wp:inline distT="0" distB="0" distL="0" distR="0" wp14:anchorId="03F74743" wp14:editId="40757AE1">
+          <wp:inline distT="0" distB="0" distL="0" distR="0" wp14:anchorId="603A6743" wp14:editId="3B985626">
             <wp:extent cx="5943600" cy="4086225"/>
             <wp:effectExtent l="0" t="0" r="0" b="0"/>
             <wp:docPr id="5" name="figura-5" descr="Dashboard 4: Bandeja de instituciones" title="Dashboard 4: Bandeja de instituciones"/>
@@ -9755,11 +9755,108 @@
     </w:p>
     <w:p>
       <w:pPr>
+        <w:keepNext/>
+        <w:spacing w:before="240"/>
+      </w:pPr>
+      <w:r>
+        <w:rPr>
+          <w:b/>
+          <w:bCs/>
+        </w:rPr>
+        <w:lastRenderedPageBreak/>
+        <w:t>Figura 6</w:t>
+      </w:r>
+    </w:p>
+    <w:p>
+      <w:pPr>
+        <w:keepNext/>
+        <w:spacing w:after="60"/>
+      </w:pPr>
+      <w:r>
+        <w:rPr>
+          <w:i/>
+          <w:iCs/>
+        </w:rPr>
+        <w:t>Dashboard 5: Despacho y falsos positivos</w:t>
+      </w:r>
+    </w:p>
+    <w:p>
+      <w:pPr>
+        <w:keepNext/>
+        <w:jc w:val="center"/>
+      </w:pPr>
+      <w:r>
+        <w:rPr>
+          <w:noProof/>
+        </w:rPr>
+        <w:drawing>
+          <wp:inline distT="0" distB="0" distL="0" distR="0" wp14:anchorId="5E2DBD5B" wp14:editId="1BC625D3">
+            <wp:extent cx="5943600" cy="6057900"/>
+            <wp:effectExtent l="0" t="0" r="0" b="0"/>
+            <wp:docPr id="6" name="figura-6" descr="Dashboard 5: Despacho y falsos positivos" title="Dashboard 5: Despacho y falsos positivos"/>
+            <wp:cNvGraphicFramePr>
+              <a:graphicFrameLocks xmlns:a="http://schemas.openxmlformats.org/drawingml/2006/main" noChangeAspect="1"/>
+            </wp:cNvGraphicFramePr>
+            <a:graphic xmlns:a="http://schemas.openxmlformats.org/drawingml/2006/main">
+              <a:graphicData uri="http://schemas.openxmlformats.org/drawingml/2006/picture">
+                <pic:pic xmlns:pic="http://schemas.openxmlformats.org/drawingml/2006/picture">
+                  <pic:nvPicPr>
+                    <pic:cNvPr id="0" name=""/>
+                    <pic:cNvPicPr>
+                      <a:picLocks noChangeAspect="1" noChangeArrowheads="1"/>
+                    </pic:cNvPicPr>
+                  </pic:nvPicPr>
+                  <pic:blipFill>
+                    <a:blip r:embed="rId14"/>
+                    <a:srcRect/>
+                    <a:stretch>
+                      <a:fillRect/>
+                    </a:stretch>
+                  </pic:blipFill>
+                  <pic:spPr bwMode="auto">
+                    <a:xfrm>
+                      <a:off x="0" y="0"/>
+                      <a:ext cx="5943600" cy="6057900"/>
+                    </a:xfrm>
+                    <a:prstGeom prst="rect">
+                      <a:avLst/>
+                    </a:prstGeom>
+                  </pic:spPr>
+                </pic:pic>
+              </a:graphicData>
+            </a:graphic>
+          </wp:inline>
+        </w:drawing>
+      </w:r>
+    </w:p>
+    <w:p>
+      <w:pPr>
+        <w:spacing w:before="60" w:after="240" w:line="240" w:lineRule="auto"/>
+      </w:pPr>
+      <w:r>
+        <w:rPr>
+          <w:i/>
+          <w:iCs/>
+          <w:sz w:val="20"/>
+          <w:szCs w:val="20"/>
+        </w:rPr>
+        <w:t xml:space="preserve">Nota. </w:t>
+      </w:r>
+      <w:r>
+        <w:rPr>
+          <w:sz w:val="20"/>
+          <w:szCs w:val="20"/>
+        </w:rPr>
+        <w:t>Sección de falsos positivos: explicación de las reglas que confirman un pánico, resultado de los pánicos del periodo, pánicos que pasaron a alerta real y falsos positivos reales con el motivo. La sección de envíos por institución se muestra en el Entregable 6.</w:t>
+      </w:r>
+    </w:p>
+    <w:p>
+      <w:pPr>
         <w:pStyle w:val="Ttulo1"/>
         <w:keepNext/>
         <w:keepLines/>
       </w:pPr>
-      <w:bookmarkStart w:id="20" w:name="_Toc242024470"/>
+      <w:bookmarkStart w:id="20" w:name="_Toc243326595"/>
       <w:r>
         <w:t>Evaluación de resultados</w:t>
       </w:r>
@@ -9770,7 +9867,11 @@
         <w:ind w:firstLine="720"/>
       </w:pPr>
       <w:r>
-        <w:t>La evaluación se hizo en el servidor del proyecto (Intel i7-13650HX, 32 GB de RAM, 20 GB y 12 núcleos asignados a Docker) con el perfil completo del sistema. Se midieron la exactitud de la correlación, la latencia, la capacidad máxima y el comportamiento ante fallas.</w:t>
+        <w:t xml:space="preserve">La evaluación se hizo en el servidor del proyecto (Intel i7-13650HX, 32 GB de RAM, 20 GB y 12 núcleos asignados a Docker) con el perfil completo del sistema. Se </w:t>
+      </w:r>
+      <w:r>
+        <w:lastRenderedPageBreak/>
+        <w:t>midieron la exactitud de la correlación, la latencia, la capacidad máxima y el comportamiento ante fallas.</w:t>
       </w:r>
     </w:p>
     <w:p>
@@ -9779,7 +9880,7 @@
         <w:keepNext/>
         <w:keepLines/>
       </w:pPr>
-      <w:bookmarkStart w:id="21" w:name="_Toc242024471"/>
+      <w:bookmarkStart w:id="21" w:name="_Toc243326596"/>
       <w:r>
         <w:t>Correlación</w:t>
       </w:r>
@@ -9790,11 +9891,10 @@
         <w:ind w:firstLine="720"/>
       </w:pPr>
       <w:r>
-        <w:t xml:space="preserve">Los nueve escenarios guionados generaron su alerta esperada (9 de 9), con latencias de 30 a 185 ms en las reglas en tiempo real. Los dos falsos positivos se generaron al cerrarse su ventana. El escenario de robo produjo además una alerta de zona escolar, correcta porque su radar marcó 92 km/h en un sector escolar. También se verificó que el sistema es reproducible: al clonar el repositorio en una carpeta nueva </w:t>
-      </w:r>
-      <w:r>
-        <w:lastRenderedPageBreak/>
-        <w:t>y seguir solo el manual, el sistema arrancó desde cero y los escenarios volvieron a generar sus alertas.</w:t>
+        <w:t>Los nueve escenarios guionados generaron su alerta esperada (9 de 9), con latencias de 30 a 185 ms en las reglas en tiempo real. Los dos falsos positivos se generaron al cerrarse su ventana. Con el dashboard 5 se revisaron además todos los pánicos de las pruebas del 4 y 5 de octubre: de 2 272, 273 pasaron a alerta real y 1 999 terminaron como falsos positivos reales. De los 273, 10 se habían marcado antes como falsos positivos durante las pruebas de carga, con el correlador atrasado, y luego se confirmaron;</w:t>
+      </w:r>
+      <w:r>
+        <w:t xml:space="preserve"> el dashboard los separa como falsos positivos corregidos y no los cuenta como falsos. El escenario de robo produjo además una alerta de zona escolar, correcta porque su radar marcó 92 km/h en un sector escolar. También se verificó que el sistema es reproducible: al clonar el repositorio en una carpeta nueva y seguir solo el manual, el sistema arrancó desde cero y los escenarios volvieron a generar sus alertas.</w:t>
       </w:r>
     </w:p>
     <w:p>
@@ -9803,7 +9903,7 @@
         <w:keepNext/>
         <w:keepLines/>
       </w:pPr>
-      <w:bookmarkStart w:id="22" w:name="_Toc242024472"/>
+      <w:bookmarkStart w:id="22" w:name="_Toc243326597"/>
       <w:r>
         <w:t>Latencia y capacidad</w:t>
       </w:r>
@@ -10898,10 +10998,14 @@
         <w:ind w:firstLine="720"/>
       </w:pPr>
       <w:r>
-        <w:t xml:space="preserve">El máximo sostenido de extremo a extremo cumpliendo el objetivo de 2 segundos es de unos 510 eventos por segundo, alrededor de 100 veces el tráfico normal estimado para el municipio. El cuello de botella es el correlador, un proceso Python que consulta Redis varias veces por evento: con la carga máxima, el servidor completo usó menos de un núcleo de doce y unos 4.6 GB de 20 GB de memoria. Durante las pruebas se detectó que la primera versión del correlador procesaba solo 66 eventos por segundo, porque leía </w:t>
-      </w:r>
-      <w:r>
-        <w:t>toda la ventana del sector con cada evento; la optimización descrita en el Entregable 5 la llevó a 660, diez veces más. El diagrama de referencia menciona más de 10 000 solicitudes por segundo: la capa de ingestión supera esa cifra, mientras que la correlación de extremo a extremo se queda en unos 510 eventos por segundo, suficiente para la escala del cliente.</w:t>
+        <w:t xml:space="preserve">El máximo sostenido de extremo a extremo cumpliendo el objetivo de 2 segundos es de unos 510 eventos por segundo, alrededor de 100 veces el tráfico normal estimado para el municipio. El cuello de botella es el correlador, un proceso Python que consulta Redis varias veces por evento: con la carga máxima, el servidor </w:t>
+      </w:r>
+      <w:r>
+        <w:lastRenderedPageBreak/>
+        <w:t>completo usó menos de un núcleo de doce y unos 4.6 GB de 20 GB de memoria. Durante las pruebas se detectó que la primera versión del correlador procesaba solo 66 eventos por segundo, porque leía toda la ventana del sector con cada evento; la optimización descrita en el Entregable 5 la llevó a 660, diez veces más. El diagrama de referencia menciona más de 10 000 solicitudes por segundo: la capa de ingestión supera esa cifra, mientras que la correlación de extremo a extremo se queda en unos 510 eventos por se</w:t>
+      </w:r>
+      <w:r>
+        <w:t>gundo, suficiente para la escala del cliente.</w:t>
       </w:r>
     </w:p>
     <w:p>
@@ -10910,9 +11014,8 @@
         <w:keepNext/>
         <w:keepLines/>
       </w:pPr>
-      <w:bookmarkStart w:id="23" w:name="_Toc242024473"/>
-      <w:r>
-        <w:lastRenderedPageBreak/>
+      <w:bookmarkStart w:id="23" w:name="_Toc243326598"/>
+      <w:r>
         <w:t>Resiliencia</w:t>
       </w:r>
       <w:bookmarkEnd w:id="23"/>
@@ -11940,7 +12043,7 @@
         <w:keepNext/>
         <w:keepLines/>
       </w:pPr>
-      <w:bookmarkStart w:id="24" w:name="_Toc242024474"/>
+      <w:bookmarkStart w:id="24" w:name="_Toc243326599"/>
       <w:r>
         <w:t>Calidad de datos y SLOs</w:t>
       </w:r>
@@ -11951,7 +12054,11 @@
         <w:ind w:firstLine="720"/>
       </w:pPr>
       <w:r>
-        <w:t>El porcentaje de eventos inválidos se mantuvo entre 1.4 % y 1.5 %, por debajo del umbral de 2 %, y todos correspondieron a los daños introducidos a propósito por el simulador, lo que confirma que la validación no rechaza eventos correctos. Cada violación del SLO de latencia quedó registrada en la tabla slo_violations y visible en el dashboard 2.</w:t>
+        <w:t xml:space="preserve">El porcentaje de eventos inválidos se mantuvo entre 1.4 % y 1.5 %, por debajo del umbral de 2 %, y todos correspondieron a los daños introducidos a propósito por el simulador, lo que confirma que la validación no rechaza eventos correctos. Cada </w:t>
+      </w:r>
+      <w:r>
+        <w:lastRenderedPageBreak/>
+        <w:t>violación del SLO de latencia quedó registrada en la tabla slo_violations y visible en el dashboard 2.</w:t>
       </w:r>
     </w:p>
     <w:p>
@@ -11960,7 +12067,7 @@
         <w:keepNext/>
         <w:keepLines/>
       </w:pPr>
-      <w:bookmarkStart w:id="25" w:name="_Toc242024475"/>
+      <w:bookmarkStart w:id="25" w:name="_Toc243326600"/>
       <w:r>
         <w:t>Comparación con casos reales de ciudades inteligentes</w:t>
       </w:r>
@@ -11972,7 +12079,7 @@
         <w:keepNext/>
         <w:keepLines/>
       </w:pPr>
-      <w:bookmarkStart w:id="26" w:name="_Toc242024476"/>
+      <w:bookmarkStart w:id="26" w:name="_Toc243326601"/>
       <w:r>
         <w:t>Centro de Operaciones de Río de Janeiro</w:t>
       </w:r>
@@ -11983,11 +12090,10 @@
         <w:ind w:firstLine="720"/>
       </w:pPr>
       <w:r>
-        <w:t xml:space="preserve">En 2010, Río de Janeiro inauguró un centro de operaciones desarrollado con IBM que integra en una sola sala la información de decenas de agencias municipales, entre ellas video de tránsito, lluvias, accidentes y emergencias, para coordinar la respuesta de la ciudad (Singer, 2012; C40 Cities, s.f.). Nuestro sistema sigue la misma </w:t>
-      </w:r>
-      <w:r>
-        <w:lastRenderedPageBreak/>
-        <w:t>idea de integrar fuentes heterogéneas en un centro de monitoreo con visualización unificada y avisos a varias instituciones, pero a una escala y un costo adecuados para un municipio mediano: un solo servidor y software de código abierto en lugar de una instalación dedicada y contratos con un proveedor.</w:t>
+        <w:t>En 2010, Río de Janeiro inauguró un centro de operaciones desarrollado con IBM que integra en una sola sala la información de decenas de agencias municipales, entre ellas video de tránsito, lluvias, accidentes y emergencias, para coordinar la respuesta de la ciudad (Singer, 2012; C40 Cities, s.f.). Nuestro sistema sigue la misma idea de integrar fuentes heterogéneas en un centro de monitoreo con visualización unificada y avisos a varias instituciones, pero a una escala y un costo adecuados para un municipio</w:t>
+      </w:r>
+      <w:r>
+        <w:t xml:space="preserve"> mediano: un solo servidor y software de código abierto en lugar de una instalación dedicada y contratos con un proveedor.</w:t>
       </w:r>
     </w:p>
     <w:p>
@@ -11996,7 +12102,7 @@
         <w:keepNext/>
         <w:keepLines/>
       </w:pPr>
-      <w:bookmarkStart w:id="27" w:name="_Toc242024477"/>
+      <w:bookmarkStart w:id="27" w:name="_Toc243326602"/>
       <w:r>
         <w:t>Barcelona</w:t>
       </w:r>
@@ -12019,7 +12125,7 @@
         <w:keepNext/>
         <w:keepLines/>
       </w:pPr>
-      <w:bookmarkStart w:id="28" w:name="_Toc242024478"/>
+      <w:bookmarkStart w:id="28" w:name="_Toc243326603"/>
       <w:r>
         <w:t>Detección acústica de disparos en St. Louis</w:t>
       </w:r>
@@ -12033,7 +12139,11 @@
         <w:t xml:space="preserve">Mares y Blackburn (2012) evaluaron un sistema de detección acústica de disparos en St. Louis, Estados Unidos. Encontraron que el sistema no redujo de forma significativa la violencia y que, aunque bajaron las llamadas ciudadanas por disparos, el total de despliegues policiales por disparos aumentó de manera importante al sumarse las alertas automáticas. La lección es que un sensor aislado genera muchas alertas que consumen recursos de respuesta. Por eso, en nuestro sistema un disparo detectado no basta por </w:t>
       </w:r>
       <w:r>
-        <w:t>sí solo para una alerta crítica: la regla R02 exige además una probabilidad de al menos 0.7 y un pánico en el mismo sector y en la misma ventana, y el escenario ESC-RUIDO-01 demuestra que un sonido de baja probabilidad termina como falso positivo y no moviliza a ninguna institución.</w:t>
+        <w:t xml:space="preserve">sí solo para una alerta crítica: la regla R02 exige además una probabilidad de al menos 0.7 y un pánico en el mismo sector y en la misma ventana, y </w:t>
+      </w:r>
+      <w:r>
+        <w:lastRenderedPageBreak/>
+        <w:t>el escenario ESC-RUIDO-01 demuestra que un sonido de baja probabilidad termina como falso positivo y no moviliza a ninguna institución.</w:t>
       </w:r>
     </w:p>
     <w:p>
@@ -12046,7 +12156,6 @@
           <w:b/>
           <w:bCs/>
         </w:rPr>
-        <w:lastRenderedPageBreak/>
         <w:t>Tabla 8</w:t>
       </w:r>
     </w:p>
@@ -12774,7 +12883,7 @@
         <w:keepNext/>
         <w:keepLines/>
       </w:pPr>
-      <w:bookmarkStart w:id="29" w:name="_Toc242024479"/>
+      <w:bookmarkStart w:id="29" w:name="_Toc243326604"/>
       <w:r>
         <w:t>Limitaciones y trabajo futuro</w:t>
       </w:r>
@@ -12858,7 +12967,7 @@
         <w:keepNext/>
         <w:keepLines/>
       </w:pPr>
-      <w:bookmarkStart w:id="30" w:name="_Toc242024480"/>
+      <w:bookmarkStart w:id="30" w:name="_Toc243326605"/>
       <w:r>
         <w:t>Conclusiones</w:t>
       </w:r>
@@ -12869,7 +12978,11 @@
         <w:ind w:firstLine="720"/>
       </w:pPr>
       <w:r>
-        <w:t>Se diseñó y construyó una simulación funcional de un sistema de monitoreo perimetral urbano con detección, procesamiento, correlación y visualización de eventos críticos sobre una arquitectura orientada a eventos y distribuida a nivel lógico. La correlación de varias fuentes permitió inferir incidentes que ningún sensor indica por sí solo y distinguir los falsos positivos, y los nueve escenarios de prueba generaron su alerta esperada.</w:t>
+        <w:t xml:space="preserve">Se diseñó y construyó una simulación funcional de un sistema de monitoreo perimetral urbano con detección, procesamiento, correlación y visualización de eventos críticos sobre una arquitectura orientada a eventos y distribuida a nivel lógico. La correlación de varias fuentes permitió inferir incidentes que ningún sensor indica por sí </w:t>
+      </w:r>
+      <w:r>
+        <w:lastRenderedPageBreak/>
+        <w:t>solo y distinguir los falsos positivos, y los nueve escenarios de prueba generaron su alerta esperada.</w:t>
       </w:r>
     </w:p>
     <w:p>
@@ -12877,7 +12990,6 @@
         <w:ind w:firstLine="720"/>
       </w:pPr>
       <w:r>
-        <w:lastRenderedPageBreak/>
         <w:t>La decisión de desplegar on-premise en un solo servidor resultó adecuada para el cliente: con un costo bajo y los datos bajo control municipal, el sistema sostiene unas 100 veces el tráfico normal cumpliendo el objetivo de latencia, y no pierde datos ante la caída de sus componentes, salvo en una caída prolongada del broker. Las pruebas mostraron además el valor de medir: dos de los hallazgos más importantes, una espera innecesaria de un segundo en el correlador y una lectura de estado que lo hacía diez vec</w:t>
       </w:r>
       <w:r>
@@ -12898,7 +13010,7 @@
         <w:keepNext/>
         <w:keepLines/>
       </w:pPr>
-      <w:bookmarkStart w:id="31" w:name="_Toc242024481"/>
+      <w:bookmarkStart w:id="31" w:name="_Toc243326606"/>
       <w:r>
         <w:t>Anexos</w:t>
       </w:r>
@@ -13056,7 +13168,7 @@
         <w:keepNext/>
         <w:keepLines/>
       </w:pPr>
-      <w:bookmarkStart w:id="32" w:name="_Toc242024482"/>
+      <w:bookmarkStart w:id="32" w:name="_Toc243326607"/>
       <w:r>
         <w:lastRenderedPageBreak/>
         <w:t>Referencias</w:t>
@@ -13371,7 +13483,7 @@
       </w:r>
     </w:p>
     <w:sectPr>
-      <w:headerReference w:type="default" r:id="rId14"/>
+      <w:headerReference w:type="default" r:id="rId15"/>
       <w:pgSz w:w="12240" w:h="15840"/>
       <w:pgMar w:top="1440" w:right="1440" w:bottom="1440" w:left="1440" w:header="708" w:footer="708" w:gutter="0"/>
       <w:cols w:space="720"/>
@@ -13518,213 +13630,213 @@
 <file path=word/numbering.xml><?xml version="1.0" encoding="utf-8"?>
 <w:numbering xmlns:wpc="http://schemas.microsoft.com/office/word/2010/wordprocessingCanvas" xmlns:cx="http://schemas.microsoft.com/office/drawing/2014/chartex" xmlns:cx1="http://schemas.microsoft.com/office/drawing/2015/9/8/chartex" xmlns:cx2="http://schemas.microsoft.com/office/drawing/2015/10/21/chartex" xmlns:cx3="http://schemas.microsoft.com/office/drawing/2016/5/9/chartex" xmlns:cx4="http://schemas.microsoft.com/office/drawing/2016/5/10/chartex" xmlns:cx5="http://schemas.microsoft.com/office/drawing/2016/5/11/chartex" xmlns:cx6="http://schemas.microsoft.com/office/drawing/2016/5/12/chartex" xmlns:cx7="http://schemas.microsoft.com/office/drawing/2016/5/13/chartex" xmlns:cx8="http://schemas.microsoft.com/office/drawing/2016/5/14/chartex" xmlns:mc="http://schemas.openxmlformats.org/markup-compatibility/2006" xmlns:aink="http://schemas.microsoft.com/office/drawing/2016/ink" xmlns:am3d="http://schemas.microsoft.com/office/drawing/2017/model3d" xmlns:o="urn:schemas-microsoft-com:office:office" xmlns:oel="http://schemas.microsoft.com/office/2019/extlst" xmlns:r="http://schemas.openxmlformats.org/officeDocument/2006/relationships" xmlns:m="http://schemas.openxmlformats.org/officeDocument/2006/math" xmlns:v="urn:schemas-microsoft-com:vml" xmlns:wp14="http://schemas.microsoft.com/office/word/2010/wordprocessingDrawing" xmlns:wp="http://schemas.openxmlformats.org/drawingml/2006/wordprocessingDrawing" xmlns:w10="urn:schemas-microsoft-com:office:word" xmlns:w="http://schemas.openxmlformats.org/wordprocessingml/2006/main" xmlns:w14="http://schemas.microsoft.com/office/word/2010/wordml" xmlns:w15="http://schemas.microsoft.com/office/word/2012/wordml" xmlns:w16cex="http://schemas.microsoft.com/office/word/2018/wordml/cex" xmlns:w16cid="http://schemas.microsoft.com/office/word/2016/wordml/cid" xmlns:w16="http://schemas.microsoft.com/office/word/2018/wordml" xmlns:w16sdtdh="http://schemas.microsoft.com/office/word/2020/wordml/sdtdatahash" xmlns:w16se="http://schemas.microsoft.com/office/word/2015/wordml/symex" xmlns:wpg="http://schemas.microsoft.com/office/word/2010/wordprocessingGroup" xmlns:wpi="http://schemas.microsoft.com/office/word/2010/wordprocessingInk" xmlns:wne="http://schemas.microsoft.com/office/word/2006/wordml" xmlns:wps="http://schemas.microsoft.com/office/word/2010/wordprocessingShape" mc:Ignorable="w14 w15 w16se w16cid w16 w16cex w16sdtdh wp14">
   <w:abstractNum w:abstractNumId="0" w15:restartNumberingAfterBreak="0">
-    <w:nsid w:val="0CB05BE4"/>
+    <w:nsid w:val="17EA30FB"/>
     <w:multiLevelType w:val="hybridMultilevel"/>
-    <w:tmpl w:val="14BE295E"/>
-    <w:lvl w:ilvl="0" w:tplc="4D1469EC" w:tentative="1">
+    <w:tmpl w:val="8BBE72FE"/>
+    <w:lvl w:ilvl="0" w:tplc="DB7E2CAE">
       <w:start w:val="1"/>
       <w:numFmt w:val="bullet"/>
-      <w:lvlText w:val="●"/>
+      <w:lvlText w:val="•"/>
       <w:lvlJc w:val="left"/>
       <w:pPr>
         <w:ind w:left="720" w:hanging="360"/>
       </w:pPr>
     </w:lvl>
-    <w:lvl w:ilvl="1" w:tplc="F4805F8C" w:tentative="1">
-      <w:start w:val="1"/>
-      <w:numFmt w:val="bullet"/>
-      <w:lvlText w:val="○"/>
-      <w:lvlJc w:val="left"/>
-      <w:pPr>
-        <w:ind w:left="1440" w:hanging="360"/>
-      </w:pPr>
-    </w:lvl>
-    <w:lvl w:ilvl="2" w:tplc="D8D610E4" w:tentative="1">
-      <w:start w:val="1"/>
-      <w:numFmt w:val="bullet"/>
-      <w:lvlText w:val="■"/>
-      <w:lvlJc w:val="left"/>
-      <w:pPr>
-        <w:ind w:left="2160" w:hanging="360"/>
-      </w:pPr>
-    </w:lvl>
-    <w:lvl w:ilvl="3" w:tplc="37F88994" w:tentative="1">
-      <w:start w:val="1"/>
-      <w:numFmt w:val="bullet"/>
-      <w:lvlText w:val="●"/>
-      <w:lvlJc w:val="left"/>
-      <w:pPr>
-        <w:ind w:left="2880" w:hanging="360"/>
-      </w:pPr>
-    </w:lvl>
-    <w:lvl w:ilvl="4" w:tplc="71901A06" w:tentative="1">
-      <w:start w:val="1"/>
-      <w:numFmt w:val="bullet"/>
-      <w:lvlText w:val="○"/>
-      <w:lvlJc w:val="left"/>
-      <w:pPr>
-        <w:ind w:left="3600" w:hanging="360"/>
-      </w:pPr>
-    </w:lvl>
-    <w:lvl w:ilvl="5" w:tplc="D94E0566" w:tentative="1">
-      <w:start w:val="1"/>
-      <w:numFmt w:val="bullet"/>
-      <w:lvlText w:val="■"/>
-      <w:lvlJc w:val="left"/>
-      <w:pPr>
-        <w:ind w:left="4320" w:hanging="360"/>
-      </w:pPr>
-    </w:lvl>
-    <w:lvl w:ilvl="6" w:tplc="60BA3842" w:tentative="1">
-      <w:start w:val="1"/>
-      <w:numFmt w:val="bullet"/>
-      <w:lvlText w:val="●"/>
-      <w:lvlJc w:val="left"/>
-      <w:pPr>
-        <w:ind w:left="5040" w:hanging="360"/>
-      </w:pPr>
-    </w:lvl>
-    <w:lvl w:ilvl="7" w:tplc="ADD41372" w:tentative="1">
-      <w:start w:val="1"/>
-      <w:numFmt w:val="bullet"/>
-      <w:lvlText w:val="●"/>
-      <w:lvlJc w:val="left"/>
-      <w:pPr>
-        <w:ind w:left="5760" w:hanging="360"/>
-      </w:pPr>
-    </w:lvl>
-    <w:lvl w:ilvl="8" w:tplc="647664CA" w:tentative="1">
-      <w:start w:val="1"/>
-      <w:numFmt w:val="bullet"/>
-      <w:lvlText w:val="●"/>
-      <w:lvlJc w:val="left"/>
-      <w:pPr>
-        <w:ind w:left="6480" w:hanging="360"/>
-      </w:pPr>
-    </w:lvl>
-  </w:abstractNum>
-  <w:abstractNum w:abstractNumId="1" w15:restartNumberingAfterBreak="0">
-    <w:nsid w:val="18BC243A"/>
-    <w:multiLevelType w:val="hybridMultilevel"/>
-    <w:tmpl w:val="D86AEC74"/>
-    <w:lvl w:ilvl="0" w:tplc="AFB4FC62">
-      <w:start w:val="1"/>
-      <w:numFmt w:val="decimal"/>
-      <w:lvlText w:val="%1."/>
-      <w:lvlJc w:val="left"/>
-      <w:pPr>
-        <w:ind w:left="720" w:hanging="360"/>
-      </w:pPr>
-    </w:lvl>
-    <w:lvl w:ilvl="1" w:tplc="EB3026CA">
+    <w:lvl w:ilvl="1" w:tplc="55669072">
       <w:numFmt w:val="decimal"/>
       <w:lvlText w:val=""/>
       <w:lvlJc w:val="left"/>
     </w:lvl>
-    <w:lvl w:ilvl="2" w:tplc="8A627266">
+    <w:lvl w:ilvl="2" w:tplc="D160047E">
       <w:numFmt w:val="decimal"/>
       <w:lvlText w:val=""/>
       <w:lvlJc w:val="left"/>
     </w:lvl>
-    <w:lvl w:ilvl="3" w:tplc="5238ADCE">
+    <w:lvl w:ilvl="3" w:tplc="B29EF4EA">
       <w:numFmt w:val="decimal"/>
       <w:lvlText w:val=""/>
       <w:lvlJc w:val="left"/>
     </w:lvl>
-    <w:lvl w:ilvl="4" w:tplc="631E0C56">
+    <w:lvl w:ilvl="4" w:tplc="63FC45B0">
       <w:numFmt w:val="decimal"/>
       <w:lvlText w:val=""/>
       <w:lvlJc w:val="left"/>
     </w:lvl>
-    <w:lvl w:ilvl="5" w:tplc="AE42ACD8">
+    <w:lvl w:ilvl="5" w:tplc="F1DADF20">
       <w:numFmt w:val="decimal"/>
       <w:lvlText w:val=""/>
       <w:lvlJc w:val="left"/>
     </w:lvl>
-    <w:lvl w:ilvl="6" w:tplc="55A034FA">
+    <w:lvl w:ilvl="6" w:tplc="7D0EF800">
       <w:numFmt w:val="decimal"/>
       <w:lvlText w:val=""/>
       <w:lvlJc w:val="left"/>
     </w:lvl>
-    <w:lvl w:ilvl="7" w:tplc="C9622916">
+    <w:lvl w:ilvl="7" w:tplc="CC80FA8C">
       <w:numFmt w:val="decimal"/>
       <w:lvlText w:val=""/>
       <w:lvlJc w:val="left"/>
     </w:lvl>
-    <w:lvl w:ilvl="8" w:tplc="75C68FE8">
+    <w:lvl w:ilvl="8" w:tplc="6BC842FE">
       <w:numFmt w:val="decimal"/>
       <w:lvlText w:val=""/>
       <w:lvlJc w:val="left"/>
     </w:lvl>
   </w:abstractNum>
-  <w:abstractNum w:abstractNumId="2" w15:restartNumberingAfterBreak="0">
-    <w:nsid w:val="29DB5E56"/>
+  <w:abstractNum w:abstractNumId="1" w15:restartNumberingAfterBreak="0">
+    <w:nsid w:val="4DFB637E"/>
     <w:multiLevelType w:val="hybridMultilevel"/>
-    <w:tmpl w:val="AFA0234A"/>
-    <w:lvl w:ilvl="0" w:tplc="116236FE">
+    <w:tmpl w:val="2F7AAB9A"/>
+    <w:lvl w:ilvl="0" w:tplc="AA18E460" w:tentative="1">
       <w:start w:val="1"/>
       <w:numFmt w:val="bullet"/>
-      <w:lvlText w:val="•"/>
+      <w:lvlText w:val="●"/>
       <w:lvlJc w:val="left"/>
       <w:pPr>
         <w:ind w:left="720" w:hanging="360"/>
       </w:pPr>
     </w:lvl>
-    <w:lvl w:ilvl="1" w:tplc="FE6AD3E2">
+    <w:lvl w:ilvl="1" w:tplc="DDD6E1B4" w:tentative="1">
+      <w:start w:val="1"/>
+      <w:numFmt w:val="bullet"/>
+      <w:lvlText w:val="○"/>
+      <w:lvlJc w:val="left"/>
+      <w:pPr>
+        <w:ind w:left="1440" w:hanging="360"/>
+      </w:pPr>
+    </w:lvl>
+    <w:lvl w:ilvl="2" w:tplc="47DE6C92" w:tentative="1">
+      <w:start w:val="1"/>
+      <w:numFmt w:val="bullet"/>
+      <w:lvlText w:val="■"/>
+      <w:lvlJc w:val="left"/>
+      <w:pPr>
+        <w:ind w:left="2160" w:hanging="360"/>
+      </w:pPr>
+    </w:lvl>
+    <w:lvl w:ilvl="3" w:tplc="9FBEDEF8" w:tentative="1">
+      <w:start w:val="1"/>
+      <w:numFmt w:val="bullet"/>
+      <w:lvlText w:val="●"/>
+      <w:lvlJc w:val="left"/>
+      <w:pPr>
+        <w:ind w:left="2880" w:hanging="360"/>
+      </w:pPr>
+    </w:lvl>
+    <w:lvl w:ilvl="4" w:tplc="71FEBC8E" w:tentative="1">
+      <w:start w:val="1"/>
+      <w:numFmt w:val="bullet"/>
+      <w:lvlText w:val="○"/>
+      <w:lvlJc w:val="left"/>
+      <w:pPr>
+        <w:ind w:left="3600" w:hanging="360"/>
+      </w:pPr>
+    </w:lvl>
+    <w:lvl w:ilvl="5" w:tplc="305CA762" w:tentative="1">
+      <w:start w:val="1"/>
+      <w:numFmt w:val="bullet"/>
+      <w:lvlText w:val="■"/>
+      <w:lvlJc w:val="left"/>
+      <w:pPr>
+        <w:ind w:left="4320" w:hanging="360"/>
+      </w:pPr>
+    </w:lvl>
+    <w:lvl w:ilvl="6" w:tplc="00005BE4" w:tentative="1">
+      <w:start w:val="1"/>
+      <w:numFmt w:val="bullet"/>
+      <w:lvlText w:val="●"/>
+      <w:lvlJc w:val="left"/>
+      <w:pPr>
+        <w:ind w:left="5040" w:hanging="360"/>
+      </w:pPr>
+    </w:lvl>
+    <w:lvl w:ilvl="7" w:tplc="C4F698D6" w:tentative="1">
+      <w:start w:val="1"/>
+      <w:numFmt w:val="bullet"/>
+      <w:lvlText w:val="●"/>
+      <w:lvlJc w:val="left"/>
+      <w:pPr>
+        <w:ind w:left="5760" w:hanging="360"/>
+      </w:pPr>
+    </w:lvl>
+    <w:lvl w:ilvl="8" w:tplc="B7B63990" w:tentative="1">
+      <w:start w:val="1"/>
+      <w:numFmt w:val="bullet"/>
+      <w:lvlText w:val="●"/>
+      <w:lvlJc w:val="left"/>
+      <w:pPr>
+        <w:ind w:left="6480" w:hanging="360"/>
+      </w:pPr>
+    </w:lvl>
+  </w:abstractNum>
+  <w:abstractNum w:abstractNumId="2" w15:restartNumberingAfterBreak="0">
+    <w:nsid w:val="516E36FB"/>
+    <w:multiLevelType w:val="hybridMultilevel"/>
+    <w:tmpl w:val="06C626A0"/>
+    <w:lvl w:ilvl="0" w:tplc="20BADCA8">
+      <w:start w:val="1"/>
+      <w:numFmt w:val="decimal"/>
+      <w:lvlText w:val="%1."/>
+      <w:lvlJc w:val="left"/>
+      <w:pPr>
+        <w:ind w:left="720" w:hanging="360"/>
+      </w:pPr>
+    </w:lvl>
+    <w:lvl w:ilvl="1" w:tplc="CB10AFF0">
       <w:numFmt w:val="decimal"/>
       <w:lvlText w:val=""/>
       <w:lvlJc w:val="left"/>
     </w:lvl>
-    <w:lvl w:ilvl="2" w:tplc="36826FD4">
+    <w:lvl w:ilvl="2" w:tplc="026C4EC0">
       <w:numFmt w:val="decimal"/>
       <w:lvlText w:val=""/>
       <w:lvlJc w:val="left"/>
     </w:lvl>
-    <w:lvl w:ilvl="3" w:tplc="744AD000">
+    <w:lvl w:ilvl="3" w:tplc="A7D6350C">
       <w:numFmt w:val="decimal"/>
       <w:lvlText w:val=""/>
       <w:lvlJc w:val="left"/>
     </w:lvl>
-    <w:lvl w:ilvl="4" w:tplc="13C26432">
+    <w:lvl w:ilvl="4" w:tplc="7C286C08">
       <w:numFmt w:val="decimal"/>
       <w:lvlText w:val=""/>
       <w:lvlJc w:val="left"/>
     </w:lvl>
-    <w:lvl w:ilvl="5" w:tplc="315E2B42">
+    <w:lvl w:ilvl="5" w:tplc="021A17E0">
       <w:numFmt w:val="decimal"/>
       <w:lvlText w:val=""/>
       <w:lvlJc w:val="left"/>
     </w:lvl>
-    <w:lvl w:ilvl="6" w:tplc="0584E9D4">
+    <w:lvl w:ilvl="6" w:tplc="71EAAA74">
       <w:numFmt w:val="decimal"/>
       <w:lvlText w:val=""/>
       <w:lvlJc w:val="left"/>
     </w:lvl>
-    <w:lvl w:ilvl="7" w:tplc="2FC05D28">
+    <w:lvl w:ilvl="7" w:tplc="C72C8E0E">
       <w:numFmt w:val="decimal"/>
       <w:lvlText w:val=""/>
       <w:lvlJc w:val="left"/>
     </w:lvl>
-    <w:lvl w:ilvl="8" w:tplc="5EDA42BC">
+    <w:lvl w:ilvl="8" w:tplc="49360D16">
       <w:numFmt w:val="decimal"/>
       <w:lvlText w:val=""/>
       <w:lvlJc w:val="left"/>
     </w:lvl>
   </w:abstractNum>
-  <w:num w:numId="1" w16cid:durableId="1399788209">
-    <w:abstractNumId w:val="0"/>
-    <w:lvlOverride w:ilvl="0">
-      <w:startOverride w:val="1"/>
-    </w:lvlOverride>
-  </w:num>
-  <w:num w:numId="2" w16cid:durableId="1716083889">
+  <w:num w:numId="1" w16cid:durableId="936987645">
     <w:abstractNumId w:val="1"/>
     <w:lvlOverride w:ilvl="0">
       <w:startOverride w:val="1"/>
     </w:lvlOverride>
   </w:num>
-  <w:num w:numId="3" w16cid:durableId="647712738">
+  <w:num w:numId="2" w16cid:durableId="644967379">
     <w:abstractNumId w:val="2"/>
+    <w:lvlOverride w:ilvl="0">
+      <w:startOverride w:val="1"/>
+    </w:lvlOverride>
+  </w:num>
+  <w:num w:numId="3" w16cid:durableId="1663200778">
+    <w:abstractNumId w:val="0"/>
     <w:lvlOverride w:ilvl="0">
       <w:startOverride w:val="1"/>
     </w:lvlOverride>
@@ -14371,7 +14483,7 @@
     <w:autoRedefine/>
     <w:uiPriority w:val="39"/>
     <w:unhideWhenUsed/>
-    <w:rsid w:val="00501380"/>
+    <w:rsid w:val="00515D5B"/>
     <w:pPr>
       <w:spacing w:after="100"/>
     </w:pPr>
@@ -14383,7 +14495,7 @@
     <w:autoRedefine/>
     <w:uiPriority w:val="39"/>
     <w:unhideWhenUsed/>
-    <w:rsid w:val="00501380"/>
+    <w:rsid w:val="00515D5B"/>
     <w:pPr>
       <w:spacing w:after="100"/>
       <w:ind w:left="240"/>
